--- a/report_assets/KHCN templates/Hợp đồng tín dụng/2268.06E HDTD vay tung lan co TSBD.docx
+++ b/report_assets/KHCN templates/Hợp đồng tín dụng/2268.06E HDTD vay tung lan co TSBD.docx
@@ -136,7 +136,7 @@
           </mc:Choice>
           <mc:Fallback>
             <w:pict>
-              <v:line w14:anchorId="28C2C8F1" id="Straight Connector 28" o:spid="_x0000_s1026" style="position:absolute;z-index:251659264;visibility:visible;mso-wrap-style:square;mso-width-percent:0;mso-height-percent:0;mso-wrap-distance-left:9pt;mso-wrap-distance-top:0;mso-wrap-distance-right:9pt;mso-wrap-distance-bottom:0;mso-position-horizontal:center;mso-position-horizontal-relative:margin;mso-position-vertical:absolute;mso-position-vertical-relative:text;mso-width-percent:0;mso-height-percent:0;mso-width-relative:page;mso-height-relative:page" from="0,2.2pt" to="155.9pt,2.2pt" o:gfxdata="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">
+              <v:line w14:anchorId="704DFF57" id="Straight Connector 28" o:spid="_x0000_s1026" style="position:absolute;z-index:251659264;visibility:visible;mso-wrap-style:square;mso-width-percent:0;mso-height-percent:0;mso-wrap-distance-left:9pt;mso-wrap-distance-top:0;mso-wrap-distance-right:9pt;mso-wrap-distance-bottom:0;mso-position-horizontal:center;mso-position-horizontal-relative:margin;mso-position-vertical:absolute;mso-position-vertical-relative:text;mso-width-percent:0;mso-height-percent:0;mso-width-relative:page;mso-height-relative:page" from="0,2.2pt" to="155.9pt,2.2pt" o:gfxdata="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">
                 <w10:wrap anchorx="margin"/>
               </v:line>
             </w:pict>
@@ -2062,374 +2062,137 @@
         <w:t>:</w:t>
       </w:r>
     </w:p>
-    <w:tbl>
-      <w:tblPr>
-        <w:tblStyle w:val="TableGrid32"/>
-        <w:tblW w:w="5305" w:type="pct"/>
-        <w:tblInd w:w="-601" w:type="dxa"/>
-        <w:tblBorders>
-          <w:top w:val="none" w:sz="0" w:space="0" w:color="auto"/>
-          <w:left w:val="none" w:sz="0" w:space="0" w:color="auto"/>
-          <w:bottom w:val="none" w:sz="0" w:space="0" w:color="auto"/>
-          <w:right w:val="none" w:sz="0" w:space="0" w:color="auto"/>
-          <w:insideH w:val="none" w:sz="0" w:space="0" w:color="auto"/>
-          <w:insideV w:val="none" w:sz="0" w:space="0" w:color="auto"/>
-        </w:tblBorders>
-        <w:tblLayout w:type="fixed"/>
-        <w:tblLook w:val="04A0" w:firstRow="1" w:lastRow="0" w:firstColumn="1" w:lastColumn="0" w:noHBand="0" w:noVBand="1"/>
-      </w:tblPr>
-      <w:tblGrid>
-        <w:gridCol w:w="596"/>
-        <w:gridCol w:w="9858"/>
-      </w:tblGrid>
-      <w:tr>
-        <w:tc>
-          <w:tcPr>
-            <w:tcW w:w="285" w:type="pct"/>
-          </w:tcPr>
-          <w:p>
-            <w:pPr>
-              <w:spacing w:line="276" w:lineRule="auto"/>
-              <w:rPr>
-                <w:rFonts w:ascii="Times New Roman" w:eastAsia="Times New Roman" w:hAnsi="Times New Roman"/>
-                <w:color w:val="FFFFFF" w:themeColor="background1"/>
-                <w:sz w:val="18"/>
-                <w:szCs w:val="26"/>
-                <w:lang w:val="vi-VN"/>
-              </w:rPr>
-            </w:pPr>
-            <w:r>
-              <w:rPr>
-                <w:rFonts w:ascii="Times New Roman" w:eastAsia="Times New Roman" w:hAnsi="Times New Roman"/>
-                <w:color w:val="FFFFFF" w:themeColor="background1"/>
-                <w:sz w:val="18"/>
-                <w:szCs w:val="26"/>
-                <w:lang w:val="vi-VN"/>
-              </w:rPr>
-              <w:t>[SĐ.STT]</w:t>
-            </w:r>
-          </w:p>
-        </w:tc>
-        <w:tc>
-          <w:tcPr>
-            <w:tcW w:w="4715" w:type="pct"/>
-          </w:tcPr>
-          <w:p>
-            <w:pPr>
-              <w:spacing w:line="276" w:lineRule="auto"/>
-              <w:ind w:firstLine="565"/>
-              <w:jc w:val="both"/>
-              <w:rPr>
-                <w:rFonts w:ascii="Times New Roman" w:eastAsia="Times New Roman" w:hAnsi="Times New Roman"/>
-                <w:sz w:val="26"/>
-                <w:szCs w:val="26"/>
-                <w:lang w:val="vi-VN"/>
-              </w:rPr>
-            </w:pPr>
-            <w:r>
-              <w:rPr>
-                <w:rFonts w:ascii="Times New Roman" w:eastAsia="Times New Roman" w:hAnsi="Times New Roman"/>
-                <w:sz w:val="26"/>
-                <w:szCs w:val="26"/>
-                <w:lang w:val="vi-VN"/>
-              </w:rPr>
-              <w:t>- [S</w:t>
-            </w:r>
-            <w:r>
-              <w:rPr>
-                <w:rFonts w:ascii="Times New Roman" w:eastAsia="Times New Roman" w:hAnsi="Times New Roman" w:hint="eastAsia"/>
-                <w:sz w:val="26"/>
-                <w:szCs w:val="26"/>
-                <w:lang w:val="vi-VN"/>
-              </w:rPr>
-              <w:t>Đ</w:t>
-            </w:r>
-            <w:r>
-              <w:rPr>
-                <w:rFonts w:ascii="Times New Roman" w:eastAsia="Times New Roman" w:hAnsi="Times New Roman"/>
-                <w:sz w:val="26"/>
-                <w:szCs w:val="26"/>
-                <w:lang w:val="vi-VN"/>
-              </w:rPr>
-              <w:t>.Tên H</w:t>
-            </w:r>
-            <w:r>
-              <w:rPr>
-                <w:rFonts w:ascii="Times New Roman" w:eastAsia="Times New Roman" w:hAnsi="Times New Roman" w:hint="eastAsia"/>
-                <w:sz w:val="26"/>
-                <w:szCs w:val="26"/>
-                <w:lang w:val="vi-VN"/>
-              </w:rPr>
-              <w:t>Đ</w:t>
-            </w:r>
-            <w:r>
-              <w:rPr>
-                <w:rFonts w:ascii="Times New Roman" w:eastAsia="Times New Roman" w:hAnsi="Times New Roman"/>
-                <w:sz w:val="26"/>
-                <w:szCs w:val="26"/>
-                <w:lang w:val="vi-VN"/>
-              </w:rPr>
-              <w:t xml:space="preserve"> t</w:t>
-            </w:r>
-            <w:r>
-              <w:rPr>
-                <w:rFonts w:ascii="Times New Roman" w:eastAsia="Times New Roman" w:hAnsi="Times New Roman"/>
-                <w:sz w:val="26"/>
-                <w:szCs w:val="26"/>
-                <w:lang w:val="vi-VN"/>
-              </w:rPr>
-              <w:t>hế chấp] số [SĐ.Số HĐ thế chấp]</w:t>
-            </w:r>
-            <w:r>
-              <w:rPr>
-                <w:rFonts w:ascii="Times New Roman" w:eastAsia="Times New Roman" w:hAnsi="Times New Roman"/>
-                <w:sz w:val="26"/>
-                <w:szCs w:val="26"/>
-                <w:lang w:val="vi-VN"/>
-              </w:rPr>
-              <w:t xml:space="preserve"> ngày [SĐ.Ngày ký HĐTC];</w:t>
-            </w:r>
-            <w:r>
-              <w:rPr>
-                <w:rFonts w:ascii="Times New Roman" w:eastAsia="Times New Roman" w:hAnsi="Times New Roman"/>
-                <w:b/>
-                <w:sz w:val="26"/>
-                <w:szCs w:val="26"/>
-                <w:lang w:val="vi-VN"/>
-              </w:rPr>
-              <w:t xml:space="preserve"> </w:t>
-            </w:r>
-            <w:r>
-              <w:rPr>
-                <w:rFonts w:ascii="Times New Roman" w:eastAsia="Times New Roman" w:hAnsi="Times New Roman"/>
-                <w:sz w:val="26"/>
-                <w:szCs w:val="26"/>
-                <w:lang w:val="vi-VN"/>
-              </w:rPr>
-              <w:t>[S</w:t>
-            </w:r>
-            <w:r>
-              <w:rPr>
-                <w:rFonts w:ascii="Times New Roman" w:eastAsia="Times New Roman" w:hAnsi="Times New Roman" w:hint="eastAsia"/>
-                <w:sz w:val="26"/>
-                <w:szCs w:val="26"/>
-                <w:lang w:val="vi-VN"/>
-              </w:rPr>
-              <w:t>Đ</w:t>
-            </w:r>
-            <w:r>
-              <w:rPr>
-                <w:rFonts w:ascii="Times New Roman" w:eastAsia="Times New Roman" w:hAnsi="Times New Roman"/>
-                <w:sz w:val="26"/>
-                <w:szCs w:val="26"/>
-                <w:lang w:val="vi-VN"/>
-              </w:rPr>
-              <w:t>.V</w:t>
-            </w:r>
-            <w:r>
-              <w:rPr>
-                <w:rFonts w:ascii="Times New Roman" w:eastAsia="Times New Roman" w:hAnsi="Times New Roman" w:hint="eastAsia"/>
-                <w:sz w:val="26"/>
-                <w:szCs w:val="26"/>
-                <w:lang w:val="vi-VN"/>
-              </w:rPr>
-              <w:t>ă</w:t>
-            </w:r>
-            <w:r>
-              <w:rPr>
-                <w:rFonts w:ascii="Times New Roman" w:eastAsia="Times New Roman" w:hAnsi="Times New Roman"/>
-                <w:sz w:val="26"/>
-                <w:szCs w:val="26"/>
-                <w:lang w:val="vi-VN"/>
-              </w:rPr>
-              <w:t xml:space="preserve">n bản sửa </w:t>
-            </w:r>
-            <w:r>
-              <w:rPr>
-                <w:rFonts w:ascii="Times New Roman" w:eastAsia="Times New Roman" w:hAnsi="Times New Roman" w:hint="eastAsia"/>
-                <w:sz w:val="26"/>
-                <w:szCs w:val="26"/>
-                <w:lang w:val="vi-VN"/>
-              </w:rPr>
-              <w:t>đ</w:t>
-            </w:r>
-            <w:r>
-              <w:rPr>
-                <w:rFonts w:ascii="Times New Roman" w:eastAsia="Times New Roman" w:hAnsi="Times New Roman"/>
-                <w:sz w:val="26"/>
-                <w:szCs w:val="26"/>
-                <w:lang w:val="vi-VN"/>
-              </w:rPr>
-              <w:t>ổi, bổ sung]</w:t>
-            </w:r>
-          </w:p>
-        </w:tc>
-      </w:tr>
-      <w:tr>
-        <w:tc>
-          <w:tcPr>
-            <w:tcW w:w="285" w:type="pct"/>
-          </w:tcPr>
-          <w:p>
-            <w:pPr>
-              <w:spacing w:line="276" w:lineRule="auto"/>
-              <w:rPr>
-                <w:rFonts w:ascii="Times New Roman" w:eastAsia="Times New Roman" w:hAnsi="Times New Roman"/>
-                <w:color w:val="FFFFFF" w:themeColor="background1"/>
-                <w:sz w:val="18"/>
-                <w:szCs w:val="26"/>
-                <w:lang w:val="vi-VN"/>
-              </w:rPr>
-            </w:pPr>
-            <w:r>
-              <w:rPr>
-                <w:rFonts w:ascii="Times New Roman" w:eastAsia="Times New Roman" w:hAnsi="Times New Roman"/>
-                <w:color w:val="FFFFFF" w:themeColor="background1"/>
-                <w:sz w:val="18"/>
-                <w:szCs w:val="26"/>
-                <w:lang w:val="vi-VN"/>
-              </w:rPr>
-              <w:t>[ĐS.STT]</w:t>
-            </w:r>
-          </w:p>
-        </w:tc>
-        <w:tc>
-          <w:tcPr>
-            <w:tcW w:w="4715" w:type="pct"/>
-          </w:tcPr>
-          <w:p>
-            <w:pPr>
-              <w:spacing w:line="276" w:lineRule="auto"/>
-              <w:ind w:firstLine="565"/>
-              <w:jc w:val="both"/>
-              <w:rPr>
-                <w:rFonts w:ascii="Times New Roman" w:eastAsia="Times New Roman" w:hAnsi="Times New Roman"/>
-                <w:sz w:val="26"/>
-                <w:szCs w:val="26"/>
-                <w:lang w:val="vi-VN"/>
-              </w:rPr>
-            </w:pPr>
-            <w:r>
-              <w:rPr>
-                <w:rFonts w:ascii="Times New Roman" w:eastAsia="Times New Roman" w:hAnsi="Times New Roman"/>
-                <w:sz w:val="26"/>
-                <w:szCs w:val="26"/>
-                <w:lang w:val="vi-VN"/>
-              </w:rPr>
-              <w:t>- [</w:t>
-            </w:r>
-            <w:r>
-              <w:rPr>
-                <w:rFonts w:ascii="Times New Roman" w:eastAsia="Times New Roman" w:hAnsi="Times New Roman" w:hint="eastAsia"/>
-                <w:sz w:val="26"/>
-                <w:szCs w:val="26"/>
-                <w:lang w:val="vi-VN"/>
-              </w:rPr>
-              <w:t>Đ</w:t>
-            </w:r>
-            <w:r>
-              <w:rPr>
-                <w:rFonts w:ascii="Times New Roman" w:eastAsia="Times New Roman" w:hAnsi="Times New Roman"/>
-                <w:sz w:val="26"/>
-                <w:szCs w:val="26"/>
-                <w:lang w:val="vi-VN"/>
-              </w:rPr>
-              <w:t>S.Tên H</w:t>
-            </w:r>
-            <w:r>
-              <w:rPr>
-                <w:rFonts w:ascii="Times New Roman" w:eastAsia="Times New Roman" w:hAnsi="Times New Roman" w:hint="eastAsia"/>
-                <w:sz w:val="26"/>
-                <w:szCs w:val="26"/>
-                <w:lang w:val="vi-VN"/>
-              </w:rPr>
-              <w:t>Đ</w:t>
-            </w:r>
-            <w:r>
-              <w:rPr>
-                <w:rFonts w:ascii="Times New Roman" w:eastAsia="Times New Roman" w:hAnsi="Times New Roman"/>
-                <w:sz w:val="26"/>
-                <w:szCs w:val="26"/>
-                <w:lang w:val="vi-VN"/>
-              </w:rPr>
-              <w:t xml:space="preserve"> t</w:t>
-            </w:r>
-            <w:r>
-              <w:rPr>
-                <w:rFonts w:ascii="Times New Roman" w:eastAsia="Times New Roman" w:hAnsi="Times New Roman"/>
-                <w:sz w:val="26"/>
-                <w:szCs w:val="26"/>
-                <w:lang w:val="vi-VN"/>
-              </w:rPr>
-              <w:t>hế chấp] số [ĐS.Số HĐ thế chấp]</w:t>
-            </w:r>
-            <w:r>
-              <w:rPr>
-                <w:rFonts w:ascii="Times New Roman" w:eastAsia="Times New Roman" w:hAnsi="Times New Roman"/>
-                <w:sz w:val="26"/>
-                <w:szCs w:val="26"/>
-                <w:lang w:val="vi-VN"/>
-              </w:rPr>
-              <w:t xml:space="preserve"> ngày [ĐS.Ngày ký HĐTC]; [</w:t>
-            </w:r>
-            <w:r>
-              <w:rPr>
-                <w:rFonts w:ascii="Times New Roman" w:eastAsia="Times New Roman" w:hAnsi="Times New Roman" w:hint="eastAsia"/>
-                <w:sz w:val="26"/>
-                <w:szCs w:val="26"/>
-                <w:lang w:val="vi-VN"/>
-              </w:rPr>
-              <w:t>Đ</w:t>
-            </w:r>
-            <w:r>
-              <w:rPr>
-                <w:rFonts w:ascii="Times New Roman" w:eastAsia="Times New Roman" w:hAnsi="Times New Roman"/>
-                <w:sz w:val="26"/>
-                <w:szCs w:val="26"/>
-                <w:lang w:val="vi-VN"/>
-              </w:rPr>
-              <w:t>S.V</w:t>
-            </w:r>
-            <w:r>
-              <w:rPr>
-                <w:rFonts w:ascii="Times New Roman" w:eastAsia="Times New Roman" w:hAnsi="Times New Roman" w:hint="eastAsia"/>
-                <w:sz w:val="26"/>
-                <w:szCs w:val="26"/>
-                <w:lang w:val="vi-VN"/>
-              </w:rPr>
-              <w:t>ă</w:t>
-            </w:r>
-            <w:r>
-              <w:rPr>
-                <w:rFonts w:ascii="Times New Roman" w:eastAsia="Times New Roman" w:hAnsi="Times New Roman"/>
-                <w:sz w:val="26"/>
-                <w:szCs w:val="26"/>
-                <w:lang w:val="vi-VN"/>
-              </w:rPr>
-              <w:t xml:space="preserve">n bản sửa </w:t>
-            </w:r>
-            <w:r>
-              <w:rPr>
-                <w:rFonts w:ascii="Times New Roman" w:eastAsia="Times New Roman" w:hAnsi="Times New Roman" w:hint="eastAsia"/>
-                <w:sz w:val="26"/>
-                <w:szCs w:val="26"/>
-                <w:lang w:val="vi-VN"/>
-              </w:rPr>
-              <w:t>đ</w:t>
-            </w:r>
-            <w:r>
-              <w:rPr>
-                <w:rFonts w:ascii="Times New Roman" w:eastAsia="Times New Roman" w:hAnsi="Times New Roman"/>
-                <w:sz w:val="26"/>
-                <w:szCs w:val="26"/>
-                <w:lang w:val="vi-VN"/>
-              </w:rPr>
-              <w:t>ổi, bổ sung]</w:t>
-            </w:r>
-          </w:p>
-        </w:tc>
-      </w:tr>
-    </w:tbl>
+    <w:p>
+      <w:pPr>
+        <w:spacing w:after="0"/>
+        <w:ind w:firstLine="567"/>
+        <w:jc w:val="both"/>
+        <w:rPr>
+          <w:rFonts w:ascii="Times New Roman" w:eastAsia="Times New Roman" w:hAnsi="Times New Roman"/>
+          <w:sz w:val="26"/>
+          <w:szCs w:val="26"/>
+          <w:lang w:val="vi-VN"/>
+        </w:rPr>
+      </w:pPr>
+      <w:r>
+        <w:rPr>
+          <w:rFonts w:ascii="Times New Roman" w:eastAsia="Times New Roman" w:hAnsi="Times New Roman"/>
+          <w:sz w:val="26"/>
+          <w:szCs w:val="26"/>
+          <w:lang w:val="vi-VN"/>
+        </w:rPr>
+        <w:t>[#SĐ]</w:t>
+      </w:r>
+    </w:p>
+    <w:p>
+      <w:pPr>
+        <w:spacing w:after="0"/>
+        <w:ind w:firstLine="567"/>
+        <w:jc w:val="both"/>
+        <w:rPr>
+          <w:rFonts w:ascii="Times New Roman" w:eastAsia="Times New Roman" w:hAnsi="Times New Roman"/>
+          <w:sz w:val="26"/>
+          <w:szCs w:val="26"/>
+          <w:lang w:val="vi-VN"/>
+        </w:rPr>
+      </w:pPr>
+      <w:r>
+        <w:rPr>
+          <w:rFonts w:ascii="Times New Roman" w:eastAsia="Times New Roman" w:hAnsi="Times New Roman"/>
+          <w:sz w:val="26"/>
+          <w:szCs w:val="26"/>
+          <w:lang w:val="vi-VN"/>
+        </w:rPr>
+        <w:t>- [Tên HĐ thế chấp] số [Số HĐ thế chấp] ngày [Ngày ký HĐTC]; [Văn bản sửa đổi, bổ sung]</w:t>
+      </w:r>
+    </w:p>
+    <w:p>
+      <w:pPr>
+        <w:spacing w:after="0"/>
+        <w:ind w:firstLine="567"/>
+        <w:jc w:val="both"/>
+        <w:rPr>
+          <w:rFonts w:ascii="Times New Roman" w:eastAsia="Times New Roman" w:hAnsi="Times New Roman"/>
+          <w:sz w:val="26"/>
+          <w:szCs w:val="26"/>
+          <w:lang w:val="vi-VN"/>
+        </w:rPr>
+      </w:pPr>
+      <w:r>
+        <w:rPr>
+          <w:rFonts w:ascii="Times New Roman" w:eastAsia="Times New Roman" w:hAnsi="Times New Roman"/>
+          <w:sz w:val="26"/>
+          <w:szCs w:val="26"/>
+          <w:lang w:val="vi-VN"/>
+        </w:rPr>
+        <w:t>[/SĐ]</w:t>
+      </w:r>
+    </w:p>
+    <w:p>
+      <w:pPr>
+        <w:spacing w:after="0"/>
+        <w:ind w:firstLine="567"/>
+        <w:jc w:val="both"/>
+        <w:rPr>
+          <w:rFonts w:ascii="Times New Roman" w:eastAsia="Times New Roman" w:hAnsi="Times New Roman"/>
+          <w:sz w:val="26"/>
+          <w:szCs w:val="26"/>
+          <w:lang w:val="vi-VN"/>
+        </w:rPr>
+      </w:pPr>
+      <w:r>
+        <w:rPr>
+          <w:rFonts w:ascii="Times New Roman" w:eastAsia="Times New Roman" w:hAnsi="Times New Roman"/>
+          <w:sz w:val="26"/>
+          <w:szCs w:val="26"/>
+          <w:lang w:val="vi-VN"/>
+        </w:rPr>
+        <w:t>[#ĐS]</w:t>
+      </w:r>
+    </w:p>
+    <w:p>
+      <w:pPr>
+        <w:spacing w:after="0"/>
+        <w:ind w:firstLine="567"/>
+        <w:jc w:val="both"/>
+        <w:rPr>
+          <w:rFonts w:ascii="Times New Roman" w:eastAsia="Times New Roman" w:hAnsi="Times New Roman"/>
+          <w:sz w:val="26"/>
+          <w:szCs w:val="26"/>
+          <w:lang w:val="vi-VN"/>
+        </w:rPr>
+      </w:pPr>
+      <w:r>
+        <w:rPr>
+          <w:rFonts w:ascii="Times New Roman" w:eastAsia="Times New Roman" w:hAnsi="Times New Roman"/>
+          <w:sz w:val="26"/>
+          <w:szCs w:val="26"/>
+          <w:lang w:val="vi-VN"/>
+        </w:rPr>
+        <w:t>- [Tên HĐ thế chấp] số [Số HĐ thế chấp] ngày [Ngày ký HĐTC]; [Văn bản sửa đổi, bổ sung]</w:t>
+      </w:r>
+    </w:p>
+    <w:p>
+      <w:pPr>
+        <w:spacing w:after="0"/>
+        <w:ind w:firstLine="567"/>
+        <w:jc w:val="both"/>
+        <w:rPr>
+          <w:rFonts w:ascii="Times New Roman" w:eastAsia="Times New Roman" w:hAnsi="Times New Roman"/>
+          <w:sz w:val="26"/>
+          <w:szCs w:val="26"/>
+        </w:rPr>
+      </w:pPr>
+      <w:r>
+        <w:rPr>
+          <w:rFonts w:ascii="Times New Roman" w:eastAsia="Times New Roman" w:hAnsi="Times New Roman"/>
+          <w:sz w:val="26"/>
+          <w:szCs w:val="26"/>
+          <w:lang w:val="vi-VN"/>
+        </w:rPr>
+        <w:t>[/ĐS]</w:t>
+      </w:r>
+    </w:p>
     <w:p>
       <w:pPr>
         <w:spacing w:after="0"/>
@@ -2504,6 +2267,7 @@
           <w:szCs w:val="26"/>
           <w:lang w:val="pl-PL" w:eastAsia="x-none"/>
         </w:rPr>
+        <w:lastRenderedPageBreak/>
         <w:t>3. Trường hợp phải xử lý tài sản bảo đảm để thu hồi nợ, nếu số tiền bán tài sản bảo đảm lớn hơn phạm vi bảo đảm, Ngân hàng được quyền sử dụng phần còn lại để</w:t>
       </w:r>
       <w:r>
@@ -2639,7 +2403,6 @@
           <w:sz w:val="26"/>
           <w:szCs w:val="26"/>
         </w:rPr>
-        <w:lastRenderedPageBreak/>
         <w:t>a) Số tiền đề nghị giải ngân vốn vay không vượt quá số tiền cho vay quy định tại khoản 1 Điều 1 Hợp đồng này;</w:t>
       </w:r>
     </w:p>
@@ -3300,7 +3063,17 @@
           <w:szCs w:val="26"/>
           <w:lang w:val="pl-PL"/>
         </w:rPr>
-        <w:t>Đến kỳ hạn trả nợ đã thoả thuận trong Hợp đồng này, nếu Khách hàng không trả nợ thì Ngân hàng chuyển nợ quá hạn đối với số dư nợ gốc mà Khách hàng không trả được nợ đúng hạn. Khách hàng phải chịu lãi suất quá hạn theo quy định tại khoản 1 Điều 2 Hợp đồng này đối với dư nợ gốc bị quá hạn đó.</w:t>
+        <w:t xml:space="preserve">Đến kỳ hạn trả nợ đã thoả thuận trong Hợp đồng này, nếu Khách hàng không trả nợ thì Ngân hàng chuyển nợ quá hạn đối với số dư nợ gốc mà Khách hàng không trả được nợ </w:t>
+      </w:r>
+      <w:r>
+        <w:rPr>
+          <w:rFonts w:ascii="Times New Roman" w:hAnsi="Times New Roman"/>
+          <w:sz w:val="26"/>
+          <w:szCs w:val="26"/>
+          <w:lang w:val="pl-PL"/>
+        </w:rPr>
+        <w:lastRenderedPageBreak/>
+        <w:t>đúng hạn. Khách hàng phải chịu lãi suất quá hạn theo quy định tại khoản 1 Điều 2 Hợp đồng này đối với dư nợ gốc bị quá hạn đó.</w:t>
       </w:r>
     </w:p>
     <w:p>
@@ -3366,7 +3139,6 @@
           <w:szCs w:val="26"/>
           <w:lang w:val="pl-PL"/>
         </w:rPr>
-        <w:lastRenderedPageBreak/>
         <w:t>+ Nội dung thông báo tối thiểu bao gồm: số dư nợ gốc, lãi bị quá hạn, thời điểm chuyển nợ quá hạn, lãi suất áp dụng đối với dư nợ gốc bị quá hạn.</w:t>
       </w:r>
     </w:p>
@@ -3805,7 +3577,17 @@
           <w:szCs w:val="26"/>
           <w:lang w:val="pl-PL"/>
         </w:rPr>
-        <w:t>giảm không còn đủ giá trị để đảm bảo cho nghĩa vụ hoàn trả nợ vay mà Khách hàng và/hoặc Bên bảo đảm không bổ sung tài sản bảo đảm và/hoặc biện pháp bảo đảm khác theo yêu</w:t>
+        <w:t xml:space="preserve">giảm không còn đủ giá trị để đảm bảo cho nghĩa vụ hoàn trả nợ vay mà Khách hàng và/hoặc </w:t>
+      </w:r>
+      <w:r>
+        <w:rPr>
+          <w:rFonts w:ascii="Times New Roman" w:eastAsia="Times New Roman" w:hAnsi="Times New Roman"/>
+          <w:sz w:val="26"/>
+          <w:szCs w:val="26"/>
+          <w:lang w:val="pl-PL"/>
+        </w:rPr>
+        <w:lastRenderedPageBreak/>
+        <w:t>Bên bảo đảm không bổ sung tài sản bảo đảm và/hoặc biện pháp bảo đảm khác theo yêu</w:t>
       </w:r>
       <w:r>
         <w:rPr>
@@ -3950,7 +3732,6 @@
           <w:szCs w:val="26"/>
           <w:lang w:val="pt-BR"/>
         </w:rPr>
-        <w:lastRenderedPageBreak/>
         <w:t xml:space="preserve">d) </w:t>
       </w:r>
       <w:r>
@@ -4761,7 +4542,17 @@
           <w:szCs w:val="26"/>
           <w:lang w:val="pl-PL" w:eastAsia="vi-VN"/>
         </w:rPr>
-        <w:t xml:space="preserve"> tài sản bảo đảm, tình hình hoạt động sản xuất kinh doanh;</w:t>
+        <w:t xml:space="preserve"> tài sản bảo đảm, tình </w:t>
+      </w:r>
+      <w:r>
+        <w:rPr>
+          <w:rFonts w:ascii="Times New Roman" w:hAnsi="Times New Roman"/>
+          <w:sz w:val="26"/>
+          <w:szCs w:val="26"/>
+          <w:lang w:val="pl-PL" w:eastAsia="vi-VN"/>
+        </w:rPr>
+        <w:lastRenderedPageBreak/>
+        <w:t>hình hoạt động sản xuất kinh doanh;</w:t>
       </w:r>
       <w:r>
         <w:rPr>
@@ -4873,7 +4664,6 @@
           <w:szCs w:val="26"/>
           <w:lang w:val="pl-PL" w:eastAsia="vi-VN"/>
         </w:rPr>
-        <w:lastRenderedPageBreak/>
         <w:t>e) Bàn giao tài sản bảo đảm và phối hợp với Ngân hàng để xử lý tài sản bảo đảm khi có căn cứ xử lý tài</w:t>
       </w:r>
       <w:r>
@@ -5713,6 +5503,7 @@
           <w:szCs w:val="26"/>
           <w:lang w:val="es-ES"/>
         </w:rPr>
+        <w:lastRenderedPageBreak/>
         <w:t xml:space="preserve">b) </w:t>
       </w:r>
       <w:r>
@@ -5722,17 +5513,7 @@
           <w:szCs w:val="26"/>
           <w:lang w:val="es-ES"/>
         </w:rPr>
-        <w:t xml:space="preserve">Cung cấp thông tin, tài liệu cho Bên thứ ba: Khách hàng đồng ý để Ngân hàng được cung cấp mọi thông tin, tài liệu liên quan đến Khách hàng, bên bảo đảm theo các Văn bản tín dụng mà Ngân hàng đang lưu giữ cho công ty con, chi nhánh/đơn vị trong cùng hệ thống của Ngân hàng, luật sư, nhà tư vấn, tổ chức kiểm toán cho Ngân hàng, bên nhận chuyển nhượng (hoặc có khả năng sẽ nhận chuyển nhượng) khoản vay, khoản bảo lãnh theo các </w:t>
-      </w:r>
-      <w:r>
-        <w:rPr>
-          <w:rFonts w:ascii="Times New Roman" w:hAnsi="Times New Roman"/>
-          <w:sz w:val="26"/>
-          <w:szCs w:val="26"/>
-          <w:lang w:val="es-ES"/>
-        </w:rPr>
-        <w:lastRenderedPageBreak/>
-        <w:t>Văn bản tín dụng, cơ quan Nhà nước có thẩm quyền, tổ chức và/hoặc cá nhân được Ngân hàng ủy thác xử lý nợ, Trung tâm thông tin tín dụng (CIC), các Công ty thông tin tín dụng và tổ chức, cá nhân khác theo quy định của pháp luật</w:t>
+        <w:t>Cung cấp thông tin, tài liệu cho Bên thứ ba: Khách hàng đồng ý để Ngân hàng được cung cấp mọi thông tin, tài liệu liên quan đến Khách hàng, bên bảo đảm theo các Văn bản tín dụng mà Ngân hàng đang lưu giữ cho công ty con, chi nhánh/đơn vị trong cùng hệ thống của Ngân hàng, luật sư, nhà tư vấn, tổ chức kiểm toán cho Ngân hàng, bên nhận chuyển nhượng (hoặc có khả năng sẽ nhận chuyển nhượng) khoản vay, khoản bảo lãnh theo các Văn bản tín dụng, cơ quan Nhà nước có thẩm quyền, tổ chức và/hoặc cá nhân được Ngân hàng ủy thác xử lý nợ, Trung tâm thông tin tín dụng (CIC), các Công ty thông tin tín dụng và tổ chức, cá nhân khác theo quy định của pháp luật</w:t>
       </w:r>
       <w:r>
         <w:rPr>
@@ -14513,6 +14294,7 @@
     <w:rsid w:val="000D2D97"/>
     <w:rsid w:val="000E57CA"/>
     <w:rsid w:val="00130302"/>
+    <w:rsid w:val="0020022A"/>
     <w:rsid w:val="00270803"/>
     <w:rsid w:val="003C3DDF"/>
     <w:rsid w:val="004D06A1"/>
@@ -14528,6 +14310,7 @@
     <w:rsid w:val="008751F5"/>
     <w:rsid w:val="008B7433"/>
     <w:rsid w:val="00BA514C"/>
+    <w:rsid w:val="00BB0A27"/>
     <w:rsid w:val="00C2101A"/>
     <w:rsid w:val="00C514BA"/>
     <w:rsid w:val="00C60588"/>
